--- a/public/templates/sptjm-2026.docx
+++ b/public/templates/sptjm-2026.docx
@@ -449,7 +449,7 @@
           <w:sz w:val="24"/>
           <w:szCs w:val="24"/>
         </w:rPr>
-        <w:t xml:space="preserve">Berdasarkan Temuan Pusat Pelaporan dan Analisis Transaksi Keuangan (PPATK) Tahun 2026 terkait dengan dugaan aktivitas Judi online yang dilakukan oleh ASN PPPK di lingkungan Direktorat Perlindungan Sosial Non Kebencanaan (Dit. PSNK), dengan ini saya menyatakan {pengakuan} melakukan aktifitas Judi online sebagaimana data temuan PPATK Tahun 2026. {periode} {lampiran}</w:t>
+        <w:t xml:space="preserve">Berdasarkan Temuan Pusat Pelaporan dan Analisis Transaksi Keuangan (PPATK) Tahun 2025 terkait dengan dugaan aktivitas Judi online yang dilakukan oleh ASN PPPK di lingkungan Direktorat Perlindungan Sosial Non Kebencanaan (Dit. PSNK), dengan ini saya menyatakan {pengakuan} melakukan aktifitas Judi online sebagaimana data temuan PPATK Tahun 2025. {periode} {lampiran}</w:t>
       </w:r>
       <w:r>
         <w:rPr>

--- a/public/templates/sptjm-2026.docx
+++ b/public/templates/sptjm-2026.docx
@@ -49,7 +49,7 @@
     </w:p>
     <w:p>
       <w:pPr>
-        <w:spacing w:after="0" w:line="360" w:lineRule="auto"/>
+        <w:spacing w:after="240" w:line="360" w:lineRule="auto"/>
         <w:jc w:val="both"/>
         <w:rPr>
           <w:rFonts w:ascii="Bookman Old Style" w:eastAsia="Bookman Old Style" w:hAnsi="Bookman Old Style" w:cs="Bookman Old Style"/>
@@ -66,373 +66,714 @@
         <w:t>Yang bertanda tangan dibawah ini :</w:t>
       </w:r>
     </w:p>
-    <w:p>
-      <w:pPr>
-        <w:spacing w:before="240" w:after="0" w:line="360" w:lineRule="auto"/>
-        <w:jc w:val="both"/>
-        <w:rPr>
-          <w:rFonts w:ascii="Bookman Old Style" w:eastAsia="Bookman Old Style" w:hAnsi="Bookman Old Style" w:cs="Bookman Old Style"/>
-          <w:sz w:val="24"/>
-          <w:szCs w:val="24"/>
-        </w:rPr>
-      </w:pPr>
-      <w:r>
-        <w:rPr>
-          <w:rFonts w:ascii="Bookman Old Style" w:eastAsia="Bookman Old Style" w:hAnsi="Bookman Old Style" w:cs="Bookman Old Style"/>
-          <w:sz w:val="24"/>
-          <w:szCs w:val="24"/>
-        </w:rPr>
-        <w:t>Nama</w:t>
-      </w:r>
-      <w:r>
-        <w:rPr>
-          <w:rFonts w:ascii="Bookman Old Style" w:eastAsia="Bookman Old Style" w:hAnsi="Bookman Old Style" w:cs="Bookman Old Style"/>
-          <w:sz w:val="24"/>
-          <w:szCs w:val="24"/>
-        </w:rPr>
-        <w:tab/>
-      </w:r>
-      <w:r>
-        <w:rPr>
-          <w:rFonts w:ascii="Bookman Old Style" w:eastAsia="Bookman Old Style" w:hAnsi="Bookman Old Style" w:cs="Bookman Old Style"/>
-          <w:sz w:val="24"/>
-          <w:szCs w:val="24"/>
-        </w:rPr>
-        <w:tab/>
-      </w:r>
-      <w:r>
-        <w:rPr>
-          <w:rFonts w:ascii="Bookman Old Style" w:eastAsia="Bookman Old Style" w:hAnsi="Bookman Old Style" w:cs="Bookman Old Style"/>
-          <w:sz w:val="24"/>
-          <w:szCs w:val="24"/>
-        </w:rPr>
-        <w:tab/>
-      </w:r>
-      <w:r>
-        <w:rPr>
-          <w:rFonts w:ascii="Bookman Old Style" w:eastAsia="Bookman Old Style" w:hAnsi="Bookman Old Style" w:cs="Bookman Old Style"/>
-          <w:sz w:val="24"/>
-          <w:szCs w:val="24"/>
-        </w:rPr>
-        <w:tab/>
-        <w:t>: {nama}</w:t>
-      </w:r>
-    </w:p>
-    <w:p>
-      <w:pPr>
-        <w:spacing w:after="0" w:line="360" w:lineRule="auto"/>
-        <w:jc w:val="both"/>
-        <w:rPr>
-          <w:rFonts w:ascii="Bookman Old Style" w:eastAsia="Bookman Old Style" w:hAnsi="Bookman Old Style" w:cs="Bookman Old Style"/>
-          <w:sz w:val="24"/>
-          <w:szCs w:val="24"/>
-        </w:rPr>
-      </w:pPr>
-      <w:r>
-        <w:rPr>
-          <w:rFonts w:ascii="Bookman Old Style" w:eastAsia="Bookman Old Style" w:hAnsi="Bookman Old Style" w:cs="Bookman Old Style"/>
-          <w:sz w:val="24"/>
-          <w:szCs w:val="24"/>
-        </w:rPr>
-        <w:t>NIP</w:t>
-      </w:r>
-      <w:r>
-        <w:rPr>
-          <w:rFonts w:ascii="Bookman Old Style" w:eastAsia="Bookman Old Style" w:hAnsi="Bookman Old Style" w:cs="Bookman Old Style"/>
-          <w:sz w:val="24"/>
-          <w:szCs w:val="24"/>
-        </w:rPr>
-        <w:tab/>
-      </w:r>
-      <w:r>
-        <w:rPr>
-          <w:rFonts w:ascii="Bookman Old Style" w:eastAsia="Bookman Old Style" w:hAnsi="Bookman Old Style" w:cs="Bookman Old Style"/>
-          <w:sz w:val="24"/>
-          <w:szCs w:val="24"/>
-        </w:rPr>
-        <w:tab/>
-      </w:r>
-      <w:r>
-        <w:rPr>
-          <w:rFonts w:ascii="Bookman Old Style" w:eastAsia="Bookman Old Style" w:hAnsi="Bookman Old Style" w:cs="Bookman Old Style"/>
-          <w:sz w:val="24"/>
-          <w:szCs w:val="24"/>
-        </w:rPr>
-        <w:tab/>
-      </w:r>
-      <w:r>
-        <w:rPr>
-          <w:rFonts w:ascii="Bookman Old Style" w:eastAsia="Bookman Old Style" w:hAnsi="Bookman Old Style" w:cs="Bookman Old Style"/>
-          <w:sz w:val="24"/>
-          <w:szCs w:val="24"/>
-        </w:rPr>
-        <w:tab/>
-        <w:t>: {nip}</w:t>
-      </w:r>
-    </w:p>
-    <w:p>
-      <w:pPr>
-        <w:spacing w:after="0" w:line="360" w:lineRule="auto"/>
-        <w:jc w:val="both"/>
-        <w:rPr>
-          <w:rFonts w:ascii="Bookman Old Style" w:eastAsia="Bookman Old Style" w:hAnsi="Bookman Old Style" w:cs="Bookman Old Style"/>
-          <w:sz w:val="24"/>
-          <w:szCs w:val="24"/>
-        </w:rPr>
-      </w:pPr>
-      <w:r>
-        <w:rPr>
-          <w:rFonts w:ascii="Bookman Old Style" w:eastAsia="Bookman Old Style" w:hAnsi="Bookman Old Style" w:cs="Bookman Old Style"/>
-          <w:sz w:val="24"/>
-          <w:szCs w:val="24"/>
-        </w:rPr>
-        <w:t>NIK</w:t>
-      </w:r>
-      <w:r>
-        <w:rPr>
-          <w:rFonts w:ascii="Bookman Old Style" w:eastAsia="Bookman Old Style" w:hAnsi="Bookman Old Style" w:cs="Bookman Old Style"/>
-          <w:sz w:val="24"/>
-          <w:szCs w:val="24"/>
-        </w:rPr>
-        <w:tab/>
-      </w:r>
-      <w:r>
-        <w:rPr>
-          <w:rFonts w:ascii="Bookman Old Style" w:eastAsia="Bookman Old Style" w:hAnsi="Bookman Old Style" w:cs="Bookman Old Style"/>
-          <w:sz w:val="24"/>
-          <w:szCs w:val="24"/>
-        </w:rPr>
-        <w:tab/>
-      </w:r>
-      <w:r>
-        <w:rPr>
-          <w:rFonts w:ascii="Bookman Old Style" w:eastAsia="Bookman Old Style" w:hAnsi="Bookman Old Style" w:cs="Bookman Old Style"/>
-          <w:sz w:val="24"/>
-          <w:szCs w:val="24"/>
-        </w:rPr>
-        <w:tab/>
-      </w:r>
-      <w:r>
-        <w:rPr>
-          <w:rFonts w:ascii="Bookman Old Style" w:eastAsia="Bookman Old Style" w:hAnsi="Bookman Old Style" w:cs="Bookman Old Style"/>
-          <w:sz w:val="24"/>
-          <w:szCs w:val="24"/>
-        </w:rPr>
-        <w:tab/>
-        <w:t>: {nik}</w:t>
-      </w:r>
-    </w:p>
-    <w:p>
-      <w:pPr>
-        <w:spacing w:after="0" w:line="360" w:lineRule="auto"/>
-        <w:jc w:val="both"/>
-        <w:rPr>
-          <w:rFonts w:ascii="Bookman Old Style" w:eastAsia="Bookman Old Style" w:hAnsi="Bookman Old Style" w:cs="Bookman Old Style"/>
-          <w:sz w:val="24"/>
-          <w:szCs w:val="24"/>
-        </w:rPr>
-      </w:pPr>
-      <w:r>
-        <w:rPr>
-          <w:rFonts w:ascii="Bookman Old Style" w:eastAsia="Bookman Old Style" w:hAnsi="Bookman Old Style" w:cs="Bookman Old Style"/>
-          <w:sz w:val="24"/>
-          <w:szCs w:val="24"/>
-        </w:rPr>
-        <w:t>Jabatan</w:t>
-      </w:r>
-      <w:r>
-        <w:rPr>
-          <w:rFonts w:ascii="Bookman Old Style" w:eastAsia="Bookman Old Style" w:hAnsi="Bookman Old Style" w:cs="Bookman Old Style"/>
-          <w:sz w:val="24"/>
-          <w:szCs w:val="24"/>
-        </w:rPr>
-        <w:tab/>
-      </w:r>
-      <w:r>
-        <w:rPr>
-          <w:rFonts w:ascii="Bookman Old Style" w:eastAsia="Bookman Old Style" w:hAnsi="Bookman Old Style" w:cs="Bookman Old Style"/>
-          <w:sz w:val="24"/>
-          <w:szCs w:val="24"/>
-        </w:rPr>
-        <w:tab/>
-      </w:r>
-      <w:r>
-        <w:rPr>
-          <w:rFonts w:ascii="Bookman Old Style" w:eastAsia="Bookman Old Style" w:hAnsi="Bookman Old Style" w:cs="Bookman Old Style"/>
-          <w:sz w:val="24"/>
-          <w:szCs w:val="24"/>
-        </w:rPr>
-        <w:tab/>
-        <w:t>: {jabatan}</w:t>
-      </w:r>
-    </w:p>
-    <w:p>
-      <w:pPr>
-        <w:spacing w:after="0" w:line="360" w:lineRule="auto"/>
-        <w:jc w:val="both"/>
-        <w:rPr>
-          <w:rFonts w:ascii="Bookman Old Style" w:eastAsia="Bookman Old Style" w:hAnsi="Bookman Old Style" w:cs="Bookman Old Style"/>
-          <w:sz w:val="24"/>
-          <w:szCs w:val="24"/>
-        </w:rPr>
-      </w:pPr>
-      <w:r>
-        <w:rPr>
-          <w:rFonts w:ascii="Bookman Old Style" w:eastAsia="Bookman Old Style" w:hAnsi="Bookman Old Style" w:cs="Bookman Old Style"/>
-          <w:sz w:val="24"/>
-          <w:szCs w:val="24"/>
-        </w:rPr>
-        <w:t>Unit</w:t>
-      </w:r>
-      <w:r>
-        <w:rPr>
-          <w:rFonts w:ascii="Bookman Old Style" w:eastAsia="Bookman Old Style" w:hAnsi="Bookman Old Style" w:cs="Bookman Old Style"/>
-          <w:sz w:val="24"/>
-          <w:szCs w:val="24"/>
-        </w:rPr>
-        <w:t xml:space="preserve"> Kerja</w:t>
-      </w:r>
-      <w:r>
-        <w:rPr>
-          <w:rFonts w:ascii="Bookman Old Style" w:eastAsia="Bookman Old Style" w:hAnsi="Bookman Old Style" w:cs="Bookman Old Style"/>
-          <w:sz w:val="24"/>
-          <w:szCs w:val="24"/>
-        </w:rPr>
-        <w:tab/>
-      </w:r>
-      <w:r>
-        <w:rPr>
-          <w:rFonts w:ascii="Bookman Old Style" w:eastAsia="Bookman Old Style" w:hAnsi="Bookman Old Style" w:cs="Bookman Old Style"/>
-          <w:sz w:val="24"/>
-          <w:szCs w:val="24"/>
-        </w:rPr>
-        <w:tab/>
-      </w:r>
-      <w:r>
-        <w:rPr>
-          <w:rFonts w:ascii="Bookman Old Style" w:eastAsia="Bookman Old Style" w:hAnsi="Bookman Old Style" w:cs="Bookman Old Style"/>
-          <w:sz w:val="24"/>
-          <w:szCs w:val="24"/>
-        </w:rPr>
-        <w:tab/>
-      </w:r>
-      <w:r>
-        <w:rPr>
-          <w:rFonts w:ascii="Bookman Old Style" w:eastAsia="Bookman Old Style" w:hAnsi="Bookman Old Style" w:cs="Bookman Old Style"/>
-          <w:sz w:val="24"/>
-          <w:szCs w:val="24"/>
-        </w:rPr>
-        <w:t>: {unitKerja}</w:t>
-      </w:r>
-    </w:p>
-    <w:p>
-      <w:pPr>
-        <w:spacing w:after="0" w:line="360" w:lineRule="auto"/>
-        <w:jc w:val="both"/>
-        <w:rPr>
-          <w:rFonts w:ascii="Bookman Old Style" w:eastAsia="Bookman Old Style" w:hAnsi="Bookman Old Style" w:cs="Bookman Old Style"/>
-          <w:sz w:val="24"/>
-          <w:szCs w:val="24"/>
-        </w:rPr>
-      </w:pPr>
-      <w:r>
-        <w:rPr>
-          <w:rFonts w:ascii="Bookman Old Style" w:eastAsia="Bookman Old Style" w:hAnsi="Bookman Old Style" w:cs="Bookman Old Style"/>
-          <w:sz w:val="24"/>
-          <w:szCs w:val="24"/>
-        </w:rPr>
-        <w:t>Provinsi</w:t>
-      </w:r>
-      <w:r>
-        <w:rPr>
-          <w:rFonts w:ascii="Bookman Old Style" w:eastAsia="Bookman Old Style" w:hAnsi="Bookman Old Style" w:cs="Bookman Old Style"/>
-          <w:sz w:val="24"/>
-          <w:szCs w:val="24"/>
-        </w:rPr>
-        <w:tab/>
-      </w:r>
-      <w:r>
-        <w:rPr>
-          <w:rFonts w:ascii="Bookman Old Style" w:eastAsia="Bookman Old Style" w:hAnsi="Bookman Old Style" w:cs="Bookman Old Style"/>
-          <w:sz w:val="24"/>
-          <w:szCs w:val="24"/>
-        </w:rPr>
-        <w:tab/>
-      </w:r>
-      <w:r>
-        <w:rPr>
-          <w:rFonts w:ascii="Bookman Old Style" w:eastAsia="Bookman Old Style" w:hAnsi="Bookman Old Style" w:cs="Bookman Old Style"/>
-          <w:sz w:val="24"/>
-          <w:szCs w:val="24"/>
-        </w:rPr>
-        <w:tab/>
-        <w:t xml:space="preserve">: {provinsi}</w:t>
-      </w:r>
-    </w:p>
-    <w:p>
-      <w:pPr>
-        <w:spacing w:after="0" w:line="360" w:lineRule="auto"/>
-        <w:jc w:val="both"/>
-        <w:rPr>
-          <w:rFonts w:ascii="Bookman Old Style" w:eastAsia="Bookman Old Style" w:hAnsi="Bookman Old Style" w:cs="Bookman Old Style"/>
-          <w:sz w:val="24"/>
-          <w:szCs w:val="24"/>
-        </w:rPr>
-      </w:pPr>
-      <w:r>
-        <w:rPr>
-          <w:rFonts w:ascii="Bookman Old Style" w:eastAsia="Bookman Old Style" w:hAnsi="Bookman Old Style" w:cs="Bookman Old Style"/>
-          <w:sz w:val="24"/>
-          <w:szCs w:val="24"/>
-        </w:rPr>
-        <w:t>Kabupaten/Kota</w:t>
-      </w:r>
-      <w:r>
-        <w:rPr>
-          <w:rFonts w:ascii="Bookman Old Style" w:eastAsia="Bookman Old Style" w:hAnsi="Bookman Old Style" w:cs="Bookman Old Style"/>
-          <w:sz w:val="24"/>
-          <w:szCs w:val="24"/>
-        </w:rPr>
-        <w:tab/>
-      </w:r>
-      <w:r>
-        <w:rPr>
-          <w:rFonts w:ascii="Bookman Old Style" w:eastAsia="Bookman Old Style" w:hAnsi="Bookman Old Style" w:cs="Bookman Old Style"/>
-          <w:sz w:val="24"/>
-          <w:szCs w:val="24"/>
-        </w:rPr>
-        <w:tab/>
-        <w:t>: {kabKota}</w:t>
-      </w:r>
-    </w:p>
-    <w:p>
-      <w:pPr>
-        <w:spacing w:after="0" w:line="360" w:lineRule="auto"/>
-        <w:jc w:val="both"/>
-        <w:rPr>
-          <w:rFonts w:ascii="Bookman Old Style" w:eastAsia="Bookman Old Style" w:hAnsi="Bookman Old Style" w:cs="Bookman Old Style"/>
-          <w:sz w:val="24"/>
-          <w:szCs w:val="24"/>
-        </w:rPr>
-      </w:pPr>
-      <w:r>
-        <w:rPr>
-          <w:rFonts w:ascii="Bookman Old Style" w:eastAsia="Bookman Old Style" w:hAnsi="Bookman Old Style" w:cs="Bookman Old Style"/>
-          <w:sz w:val="24"/>
-          <w:szCs w:val="24"/>
-        </w:rPr>
-        <w:t>Nomor Handphone</w:t>
-      </w:r>
-      <w:r>
-        <w:rPr>
-          <w:rFonts w:ascii="Bookman Old Style" w:eastAsia="Bookman Old Style" w:hAnsi="Bookman Old Style" w:cs="Bookman Old Style"/>
-          <w:sz w:val="24"/>
-          <w:szCs w:val="24"/>
-        </w:rPr>
-        <w:tab/>
-        <w:t>: {noHp}</w:t>
-      </w:r>
-    </w:p>
+    <w:tbl>
+      <w:tblPr>
+        <w:tblW w:w="9639" w:type="dxa"/>
+        <w:tblInd w:w="0" w:type="dxa"/>
+        <w:tblLayout w:type="fixed"/>
+        <w:tblBorders>
+          <w:top w:val="nil"/>
+          <w:left w:val="nil"/>
+          <w:bottom w:val="nil"/>
+          <w:right w:val="nil"/>
+          <w:insideH w:val="nil"/>
+          <w:insideV w:val="nil"/>
+        </w:tblBorders>
+      </w:tblPr>
+      <w:tblGrid>
+        <w:gridCol w:w="2700"/>
+        <w:gridCol w:w="220"/>
+        <w:gridCol w:w="6719"/>
+      </w:tblGrid>
+      <w:tr>
+        <w:trPr>
+          <w:cantSplit/>
+        </w:trPr>
+        <w:tc>
+          <w:tcPr>
+            <w:tcW w:w="2700" w:type="dxa"/>
+            <w:tcMar>
+              <w:top w:w="0" w:type="dxa"/>
+              <w:left w:w="0" w:type="dxa"/>
+              <w:bottom w:w="0" w:type="dxa"/>
+              <w:right w:w="0" w:type="dxa"/>
+            </w:tcMar>
+            <w:vAlign w:val="top"/>
+          </w:tcPr>
+          <w:p>
+            <w:pPr>
+              <w:spacing w:before="0" w:after="0" w:line="360" w:lineRule="auto"/>
+              <w:jc w:val="left"/>
+            </w:pPr>
+            <w:r>
+              <w:rPr>
+                <w:rFonts w:ascii="Bookman Old Style" w:hAnsi="Bookman Old Style" w:eastAsia="Bookman Old Style" w:cs="Bookman Old Style"/>
+                <w:sz w:val="24"/>
+                <w:szCs w:val="24"/>
+                <w:color w:val="000000"/>
+              </w:rPr>
+              <w:t xml:space="preserve">Nama</w:t>
+            </w:r>
+          </w:p>
+        </w:tc>
+        <w:tc>
+          <w:tcPr>
+            <w:tcW w:w="220" w:type="dxa"/>
+            <w:tcMar>
+              <w:top w:w="0" w:type="dxa"/>
+              <w:left w:w="0" w:type="dxa"/>
+              <w:bottom w:w="0" w:type="dxa"/>
+              <w:right w:w="0" w:type="dxa"/>
+            </w:tcMar>
+            <w:vAlign w:val="top"/>
+          </w:tcPr>
+          <w:p>
+            <w:pPr>
+              <w:spacing w:before="0" w:after="0" w:line="360" w:lineRule="auto"/>
+              <w:jc w:val="left"/>
+            </w:pPr>
+            <w:r>
+              <w:rPr>
+                <w:rFonts w:ascii="Bookman Old Style" w:hAnsi="Bookman Old Style" w:eastAsia="Bookman Old Style" w:cs="Bookman Old Style"/>
+                <w:sz w:val="24"/>
+                <w:szCs w:val="24"/>
+                <w:color w:val="000000"/>
+              </w:rPr>
+              <w:t xml:space="preserve">:</w:t>
+            </w:r>
+          </w:p>
+        </w:tc>
+        <w:tc>
+          <w:tcPr>
+            <w:tcW w:w="6719" w:type="dxa"/>
+            <w:tcMar>
+              <w:top w:w="0" w:type="dxa"/>
+              <w:left w:w="0" w:type="dxa"/>
+              <w:bottom w:w="0" w:type="dxa"/>
+              <w:right w:w="0" w:type="dxa"/>
+            </w:tcMar>
+            <w:vAlign w:val="top"/>
+          </w:tcPr>
+          <w:p>
+            <w:pPr>
+              <w:spacing w:before="0" w:after="0" w:line="360" w:lineRule="auto"/>
+              <w:jc w:val="left"/>
+            </w:pPr>
+            <w:r>
+              <w:rPr>
+                <w:rFonts w:ascii="Bookman Old Style" w:hAnsi="Bookman Old Style" w:eastAsia="Bookman Old Style" w:cs="Bookman Old Style"/>
+                <w:sz w:val="24"/>
+                <w:szCs w:val="24"/>
+                <w:color w:val="000000"/>
+              </w:rPr>
+              <w:t xml:space="preserve">{nama}</w:t>
+            </w:r>
+          </w:p>
+        </w:tc>
+      </w:tr>
+      <w:tr>
+        <w:trPr>
+          <w:cantSplit/>
+        </w:trPr>
+        <w:tc>
+          <w:tcPr>
+            <w:tcW w:w="2700" w:type="dxa"/>
+            <w:tcMar>
+              <w:top w:w="0" w:type="dxa"/>
+              <w:left w:w="0" w:type="dxa"/>
+              <w:bottom w:w="0" w:type="dxa"/>
+              <w:right w:w="0" w:type="dxa"/>
+            </w:tcMar>
+            <w:vAlign w:val="top"/>
+          </w:tcPr>
+          <w:p>
+            <w:pPr>
+              <w:spacing w:before="0" w:after="0" w:line="360" w:lineRule="auto"/>
+              <w:jc w:val="left"/>
+            </w:pPr>
+            <w:r>
+              <w:rPr>
+                <w:rFonts w:ascii="Bookman Old Style" w:hAnsi="Bookman Old Style" w:eastAsia="Bookman Old Style" w:cs="Bookman Old Style"/>
+                <w:sz w:val="24"/>
+                <w:szCs w:val="24"/>
+                <w:color w:val="000000"/>
+              </w:rPr>
+              <w:t xml:space="preserve">NIP</w:t>
+            </w:r>
+          </w:p>
+        </w:tc>
+        <w:tc>
+          <w:tcPr>
+            <w:tcW w:w="220" w:type="dxa"/>
+            <w:tcMar>
+              <w:top w:w="0" w:type="dxa"/>
+              <w:left w:w="0" w:type="dxa"/>
+              <w:bottom w:w="0" w:type="dxa"/>
+              <w:right w:w="0" w:type="dxa"/>
+            </w:tcMar>
+            <w:vAlign w:val="top"/>
+          </w:tcPr>
+          <w:p>
+            <w:pPr>
+              <w:spacing w:before="0" w:after="0" w:line="360" w:lineRule="auto"/>
+              <w:jc w:val="left"/>
+            </w:pPr>
+            <w:r>
+              <w:rPr>
+                <w:rFonts w:ascii="Bookman Old Style" w:hAnsi="Bookman Old Style" w:eastAsia="Bookman Old Style" w:cs="Bookman Old Style"/>
+                <w:sz w:val="24"/>
+                <w:szCs w:val="24"/>
+                <w:color w:val="000000"/>
+              </w:rPr>
+              <w:t xml:space="preserve">:</w:t>
+            </w:r>
+          </w:p>
+        </w:tc>
+        <w:tc>
+          <w:tcPr>
+            <w:tcW w:w="6719" w:type="dxa"/>
+            <w:tcMar>
+              <w:top w:w="0" w:type="dxa"/>
+              <w:left w:w="0" w:type="dxa"/>
+              <w:bottom w:w="0" w:type="dxa"/>
+              <w:right w:w="0" w:type="dxa"/>
+            </w:tcMar>
+            <w:vAlign w:val="top"/>
+          </w:tcPr>
+          <w:p>
+            <w:pPr>
+              <w:spacing w:before="0" w:after="0" w:line="360" w:lineRule="auto"/>
+              <w:jc w:val="left"/>
+            </w:pPr>
+            <w:r>
+              <w:rPr>
+                <w:rFonts w:ascii="Bookman Old Style" w:hAnsi="Bookman Old Style" w:eastAsia="Bookman Old Style" w:cs="Bookman Old Style"/>
+                <w:sz w:val="24"/>
+                <w:szCs w:val="24"/>
+                <w:color w:val="000000"/>
+              </w:rPr>
+              <w:t xml:space="preserve">{nip}</w:t>
+            </w:r>
+          </w:p>
+        </w:tc>
+      </w:tr>
+      <w:tr>
+        <w:trPr>
+          <w:cantSplit/>
+        </w:trPr>
+        <w:tc>
+          <w:tcPr>
+            <w:tcW w:w="2700" w:type="dxa"/>
+            <w:tcMar>
+              <w:top w:w="0" w:type="dxa"/>
+              <w:left w:w="0" w:type="dxa"/>
+              <w:bottom w:w="0" w:type="dxa"/>
+              <w:right w:w="0" w:type="dxa"/>
+            </w:tcMar>
+            <w:vAlign w:val="top"/>
+          </w:tcPr>
+          <w:p>
+            <w:pPr>
+              <w:spacing w:before="0" w:after="0" w:line="360" w:lineRule="auto"/>
+              <w:jc w:val="left"/>
+            </w:pPr>
+            <w:r>
+              <w:rPr>
+                <w:rFonts w:ascii="Bookman Old Style" w:hAnsi="Bookman Old Style" w:eastAsia="Bookman Old Style" w:cs="Bookman Old Style"/>
+                <w:sz w:val="24"/>
+                <w:szCs w:val="24"/>
+                <w:color w:val="000000"/>
+              </w:rPr>
+              <w:t xml:space="preserve">NIK</w:t>
+            </w:r>
+          </w:p>
+        </w:tc>
+        <w:tc>
+          <w:tcPr>
+            <w:tcW w:w="220" w:type="dxa"/>
+            <w:tcMar>
+              <w:top w:w="0" w:type="dxa"/>
+              <w:left w:w="0" w:type="dxa"/>
+              <w:bottom w:w="0" w:type="dxa"/>
+              <w:right w:w="0" w:type="dxa"/>
+            </w:tcMar>
+            <w:vAlign w:val="top"/>
+          </w:tcPr>
+          <w:p>
+            <w:pPr>
+              <w:spacing w:before="0" w:after="0" w:line="360" w:lineRule="auto"/>
+              <w:jc w:val="left"/>
+            </w:pPr>
+            <w:r>
+              <w:rPr>
+                <w:rFonts w:ascii="Bookman Old Style" w:hAnsi="Bookman Old Style" w:eastAsia="Bookman Old Style" w:cs="Bookman Old Style"/>
+                <w:sz w:val="24"/>
+                <w:szCs w:val="24"/>
+                <w:color w:val="000000"/>
+              </w:rPr>
+              <w:t xml:space="preserve">:</w:t>
+            </w:r>
+          </w:p>
+        </w:tc>
+        <w:tc>
+          <w:tcPr>
+            <w:tcW w:w="6719" w:type="dxa"/>
+            <w:tcMar>
+              <w:top w:w="0" w:type="dxa"/>
+              <w:left w:w="0" w:type="dxa"/>
+              <w:bottom w:w="0" w:type="dxa"/>
+              <w:right w:w="0" w:type="dxa"/>
+            </w:tcMar>
+            <w:vAlign w:val="top"/>
+          </w:tcPr>
+          <w:p>
+            <w:pPr>
+              <w:spacing w:before="0" w:after="0" w:line="360" w:lineRule="auto"/>
+              <w:jc w:val="left"/>
+            </w:pPr>
+            <w:r>
+              <w:rPr>
+                <w:rFonts w:ascii="Bookman Old Style" w:hAnsi="Bookman Old Style" w:eastAsia="Bookman Old Style" w:cs="Bookman Old Style"/>
+                <w:sz w:val="24"/>
+                <w:szCs w:val="24"/>
+                <w:color w:val="000000"/>
+              </w:rPr>
+              <w:t xml:space="preserve">{nik}</w:t>
+            </w:r>
+          </w:p>
+        </w:tc>
+      </w:tr>
+      <w:tr>
+        <w:trPr>
+          <w:cantSplit/>
+        </w:trPr>
+        <w:tc>
+          <w:tcPr>
+            <w:tcW w:w="2700" w:type="dxa"/>
+            <w:tcMar>
+              <w:top w:w="0" w:type="dxa"/>
+              <w:left w:w="0" w:type="dxa"/>
+              <w:bottom w:w="0" w:type="dxa"/>
+              <w:right w:w="0" w:type="dxa"/>
+            </w:tcMar>
+            <w:vAlign w:val="top"/>
+          </w:tcPr>
+          <w:p>
+            <w:pPr>
+              <w:spacing w:before="0" w:after="0" w:line="360" w:lineRule="auto"/>
+              <w:jc w:val="left"/>
+            </w:pPr>
+            <w:r>
+              <w:rPr>
+                <w:rFonts w:ascii="Bookman Old Style" w:hAnsi="Bookman Old Style" w:eastAsia="Bookman Old Style" w:cs="Bookman Old Style"/>
+                <w:sz w:val="24"/>
+                <w:szCs w:val="24"/>
+                <w:color w:val="000000"/>
+              </w:rPr>
+              <w:t xml:space="preserve">Jabatan</w:t>
+            </w:r>
+          </w:p>
+        </w:tc>
+        <w:tc>
+          <w:tcPr>
+            <w:tcW w:w="220" w:type="dxa"/>
+            <w:tcMar>
+              <w:top w:w="0" w:type="dxa"/>
+              <w:left w:w="0" w:type="dxa"/>
+              <w:bottom w:w="0" w:type="dxa"/>
+              <w:right w:w="0" w:type="dxa"/>
+            </w:tcMar>
+            <w:vAlign w:val="top"/>
+          </w:tcPr>
+          <w:p>
+            <w:pPr>
+              <w:spacing w:before="0" w:after="0" w:line="360" w:lineRule="auto"/>
+              <w:jc w:val="left"/>
+            </w:pPr>
+            <w:r>
+              <w:rPr>
+                <w:rFonts w:ascii="Bookman Old Style" w:hAnsi="Bookman Old Style" w:eastAsia="Bookman Old Style" w:cs="Bookman Old Style"/>
+                <w:sz w:val="24"/>
+                <w:szCs w:val="24"/>
+                <w:color w:val="000000"/>
+              </w:rPr>
+              <w:t xml:space="preserve">:</w:t>
+            </w:r>
+          </w:p>
+        </w:tc>
+        <w:tc>
+          <w:tcPr>
+            <w:tcW w:w="6719" w:type="dxa"/>
+            <w:tcMar>
+              <w:top w:w="0" w:type="dxa"/>
+              <w:left w:w="0" w:type="dxa"/>
+              <w:bottom w:w="0" w:type="dxa"/>
+              <w:right w:w="0" w:type="dxa"/>
+            </w:tcMar>
+            <w:vAlign w:val="top"/>
+          </w:tcPr>
+          <w:p>
+            <w:pPr>
+              <w:spacing w:before="0" w:after="0" w:line="360" w:lineRule="auto"/>
+              <w:jc w:val="left"/>
+            </w:pPr>
+            <w:r>
+              <w:rPr>
+                <w:rFonts w:ascii="Bookman Old Style" w:hAnsi="Bookman Old Style" w:eastAsia="Bookman Old Style" w:cs="Bookman Old Style"/>
+                <w:sz w:val="24"/>
+                <w:szCs w:val="24"/>
+                <w:color w:val="000000"/>
+              </w:rPr>
+              <w:t xml:space="preserve">{jabatan}</w:t>
+            </w:r>
+          </w:p>
+        </w:tc>
+      </w:tr>
+      <w:tr>
+        <w:trPr>
+          <w:cantSplit/>
+        </w:trPr>
+        <w:tc>
+          <w:tcPr>
+            <w:tcW w:w="2700" w:type="dxa"/>
+            <w:tcMar>
+              <w:top w:w="0" w:type="dxa"/>
+              <w:left w:w="0" w:type="dxa"/>
+              <w:bottom w:w="0" w:type="dxa"/>
+              <w:right w:w="0" w:type="dxa"/>
+            </w:tcMar>
+            <w:vAlign w:val="top"/>
+          </w:tcPr>
+          <w:p>
+            <w:pPr>
+              <w:spacing w:before="0" w:after="0" w:line="360" w:lineRule="auto"/>
+              <w:jc w:val="left"/>
+            </w:pPr>
+            <w:r>
+              <w:rPr>
+                <w:rFonts w:ascii="Bookman Old Style" w:hAnsi="Bookman Old Style" w:eastAsia="Bookman Old Style" w:cs="Bookman Old Style"/>
+                <w:sz w:val="24"/>
+                <w:szCs w:val="24"/>
+                <w:color w:val="000000"/>
+              </w:rPr>
+              <w:t xml:space="preserve">Unit Kerja</w:t>
+            </w:r>
+          </w:p>
+        </w:tc>
+        <w:tc>
+          <w:tcPr>
+            <w:tcW w:w="220" w:type="dxa"/>
+            <w:tcMar>
+              <w:top w:w="0" w:type="dxa"/>
+              <w:left w:w="0" w:type="dxa"/>
+              <w:bottom w:w="0" w:type="dxa"/>
+              <w:right w:w="0" w:type="dxa"/>
+            </w:tcMar>
+            <w:vAlign w:val="top"/>
+          </w:tcPr>
+          <w:p>
+            <w:pPr>
+              <w:spacing w:before="0" w:after="0" w:line="360" w:lineRule="auto"/>
+              <w:jc w:val="left"/>
+            </w:pPr>
+            <w:r>
+              <w:rPr>
+                <w:rFonts w:ascii="Bookman Old Style" w:hAnsi="Bookman Old Style" w:eastAsia="Bookman Old Style" w:cs="Bookman Old Style"/>
+                <w:sz w:val="24"/>
+                <w:szCs w:val="24"/>
+                <w:color w:val="000000"/>
+              </w:rPr>
+              <w:t xml:space="preserve">:</w:t>
+            </w:r>
+          </w:p>
+        </w:tc>
+        <w:tc>
+          <w:tcPr>
+            <w:tcW w:w="6719" w:type="dxa"/>
+            <w:tcMar>
+              <w:top w:w="0" w:type="dxa"/>
+              <w:left w:w="0" w:type="dxa"/>
+              <w:bottom w:w="0" w:type="dxa"/>
+              <w:right w:w="0" w:type="dxa"/>
+            </w:tcMar>
+            <w:vAlign w:val="top"/>
+          </w:tcPr>
+          <w:p>
+            <w:pPr>
+              <w:spacing w:before="0" w:after="0" w:line="360" w:lineRule="auto"/>
+              <w:jc w:val="left"/>
+            </w:pPr>
+            <w:r>
+              <w:rPr>
+                <w:rFonts w:ascii="Bookman Old Style" w:hAnsi="Bookman Old Style" w:eastAsia="Bookman Old Style" w:cs="Bookman Old Style"/>
+                <w:sz w:val="24"/>
+                <w:szCs w:val="24"/>
+                <w:color w:val="000000"/>
+              </w:rPr>
+              <w:t xml:space="preserve">{unitKerja}</w:t>
+            </w:r>
+          </w:p>
+        </w:tc>
+      </w:tr>
+      <w:tr>
+        <w:trPr>
+          <w:cantSplit/>
+        </w:trPr>
+        <w:tc>
+          <w:tcPr>
+            <w:tcW w:w="2700" w:type="dxa"/>
+            <w:tcMar>
+              <w:top w:w="0" w:type="dxa"/>
+              <w:left w:w="0" w:type="dxa"/>
+              <w:bottom w:w="0" w:type="dxa"/>
+              <w:right w:w="0" w:type="dxa"/>
+            </w:tcMar>
+            <w:vAlign w:val="top"/>
+          </w:tcPr>
+          <w:p>
+            <w:pPr>
+              <w:spacing w:before="0" w:after="0" w:line="360" w:lineRule="auto"/>
+              <w:jc w:val="left"/>
+            </w:pPr>
+            <w:r>
+              <w:rPr>
+                <w:rFonts w:ascii="Bookman Old Style" w:hAnsi="Bookman Old Style" w:eastAsia="Bookman Old Style" w:cs="Bookman Old Style"/>
+                <w:sz w:val="24"/>
+                <w:szCs w:val="24"/>
+                <w:color w:val="000000"/>
+              </w:rPr>
+              <w:t xml:space="preserve">Provinsi</w:t>
+            </w:r>
+          </w:p>
+        </w:tc>
+        <w:tc>
+          <w:tcPr>
+            <w:tcW w:w="220" w:type="dxa"/>
+            <w:tcMar>
+              <w:top w:w="0" w:type="dxa"/>
+              <w:left w:w="0" w:type="dxa"/>
+              <w:bottom w:w="0" w:type="dxa"/>
+              <w:right w:w="0" w:type="dxa"/>
+            </w:tcMar>
+            <w:vAlign w:val="top"/>
+          </w:tcPr>
+          <w:p>
+            <w:pPr>
+              <w:spacing w:before="0" w:after="0" w:line="360" w:lineRule="auto"/>
+              <w:jc w:val="left"/>
+            </w:pPr>
+            <w:r>
+              <w:rPr>
+                <w:rFonts w:ascii="Bookman Old Style" w:hAnsi="Bookman Old Style" w:eastAsia="Bookman Old Style" w:cs="Bookman Old Style"/>
+                <w:sz w:val="24"/>
+                <w:szCs w:val="24"/>
+                <w:color w:val="000000"/>
+              </w:rPr>
+              <w:t xml:space="preserve">:</w:t>
+            </w:r>
+          </w:p>
+        </w:tc>
+        <w:tc>
+          <w:tcPr>
+            <w:tcW w:w="6719" w:type="dxa"/>
+            <w:tcMar>
+              <w:top w:w="0" w:type="dxa"/>
+              <w:left w:w="0" w:type="dxa"/>
+              <w:bottom w:w="0" w:type="dxa"/>
+              <w:right w:w="0" w:type="dxa"/>
+            </w:tcMar>
+            <w:vAlign w:val="top"/>
+          </w:tcPr>
+          <w:p>
+            <w:pPr>
+              <w:spacing w:before="0" w:after="0" w:line="360" w:lineRule="auto"/>
+              <w:jc w:val="left"/>
+            </w:pPr>
+            <w:r>
+              <w:rPr>
+                <w:rFonts w:ascii="Bookman Old Style" w:hAnsi="Bookman Old Style" w:eastAsia="Bookman Old Style" w:cs="Bookman Old Style"/>
+                <w:sz w:val="24"/>
+                <w:szCs w:val="24"/>
+                <w:color w:val="000000"/>
+              </w:rPr>
+              <w:t xml:space="preserve">{provinsi}</w:t>
+            </w:r>
+          </w:p>
+        </w:tc>
+      </w:tr>
+      <w:tr>
+        <w:trPr>
+          <w:cantSplit/>
+        </w:trPr>
+        <w:tc>
+          <w:tcPr>
+            <w:tcW w:w="2700" w:type="dxa"/>
+            <w:tcMar>
+              <w:top w:w="0" w:type="dxa"/>
+              <w:left w:w="0" w:type="dxa"/>
+              <w:bottom w:w="0" w:type="dxa"/>
+              <w:right w:w="0" w:type="dxa"/>
+            </w:tcMar>
+            <w:vAlign w:val="top"/>
+          </w:tcPr>
+          <w:p>
+            <w:pPr>
+              <w:spacing w:before="0" w:after="0" w:line="360" w:lineRule="auto"/>
+              <w:jc w:val="left"/>
+            </w:pPr>
+            <w:r>
+              <w:rPr>
+                <w:rFonts w:ascii="Bookman Old Style" w:hAnsi="Bookman Old Style" w:eastAsia="Bookman Old Style" w:cs="Bookman Old Style"/>
+                <w:sz w:val="24"/>
+                <w:szCs w:val="24"/>
+                <w:color w:val="000000"/>
+              </w:rPr>
+              <w:t xml:space="preserve">Kabupaten/Kota</w:t>
+            </w:r>
+          </w:p>
+        </w:tc>
+        <w:tc>
+          <w:tcPr>
+            <w:tcW w:w="220" w:type="dxa"/>
+            <w:tcMar>
+              <w:top w:w="0" w:type="dxa"/>
+              <w:left w:w="0" w:type="dxa"/>
+              <w:bottom w:w="0" w:type="dxa"/>
+              <w:right w:w="0" w:type="dxa"/>
+            </w:tcMar>
+            <w:vAlign w:val="top"/>
+          </w:tcPr>
+          <w:p>
+            <w:pPr>
+              <w:spacing w:before="0" w:after="0" w:line="360" w:lineRule="auto"/>
+              <w:jc w:val="left"/>
+            </w:pPr>
+            <w:r>
+              <w:rPr>
+                <w:rFonts w:ascii="Bookman Old Style" w:hAnsi="Bookman Old Style" w:eastAsia="Bookman Old Style" w:cs="Bookman Old Style"/>
+                <w:sz w:val="24"/>
+                <w:szCs w:val="24"/>
+                <w:color w:val="000000"/>
+              </w:rPr>
+              <w:t xml:space="preserve">:</w:t>
+            </w:r>
+          </w:p>
+        </w:tc>
+        <w:tc>
+          <w:tcPr>
+            <w:tcW w:w="6719" w:type="dxa"/>
+            <w:tcMar>
+              <w:top w:w="0" w:type="dxa"/>
+              <w:left w:w="0" w:type="dxa"/>
+              <w:bottom w:w="0" w:type="dxa"/>
+              <w:right w:w="0" w:type="dxa"/>
+            </w:tcMar>
+            <w:vAlign w:val="top"/>
+          </w:tcPr>
+          <w:p>
+            <w:pPr>
+              <w:spacing w:before="0" w:after="0" w:line="360" w:lineRule="auto"/>
+              <w:jc w:val="left"/>
+            </w:pPr>
+            <w:r>
+              <w:rPr>
+                <w:rFonts w:ascii="Bookman Old Style" w:hAnsi="Bookman Old Style" w:eastAsia="Bookman Old Style" w:cs="Bookman Old Style"/>
+                <w:sz w:val="24"/>
+                <w:szCs w:val="24"/>
+                <w:color w:val="000000"/>
+              </w:rPr>
+              <w:t xml:space="preserve">{kabKota}</w:t>
+            </w:r>
+          </w:p>
+        </w:tc>
+      </w:tr>
+      <w:tr>
+        <w:trPr>
+          <w:cantSplit/>
+        </w:trPr>
+        <w:tc>
+          <w:tcPr>
+            <w:tcW w:w="2700" w:type="dxa"/>
+            <w:tcMar>
+              <w:top w:w="0" w:type="dxa"/>
+              <w:left w:w="0" w:type="dxa"/>
+              <w:bottom w:w="0" w:type="dxa"/>
+              <w:right w:w="0" w:type="dxa"/>
+            </w:tcMar>
+            <w:vAlign w:val="top"/>
+          </w:tcPr>
+          <w:p>
+            <w:pPr>
+              <w:spacing w:before="0" w:after="0" w:line="360" w:lineRule="auto"/>
+              <w:jc w:val="left"/>
+            </w:pPr>
+            <w:r>
+              <w:rPr>
+                <w:rFonts w:ascii="Bookman Old Style" w:hAnsi="Bookman Old Style" w:eastAsia="Bookman Old Style" w:cs="Bookman Old Style"/>
+                <w:sz w:val="24"/>
+                <w:szCs w:val="24"/>
+                <w:color w:val="000000"/>
+              </w:rPr>
+              <w:t xml:space="preserve">Nomor Handphone</w:t>
+            </w:r>
+          </w:p>
+        </w:tc>
+        <w:tc>
+          <w:tcPr>
+            <w:tcW w:w="220" w:type="dxa"/>
+            <w:tcMar>
+              <w:top w:w="0" w:type="dxa"/>
+              <w:left w:w="0" w:type="dxa"/>
+              <w:bottom w:w="0" w:type="dxa"/>
+              <w:right w:w="0" w:type="dxa"/>
+            </w:tcMar>
+            <w:vAlign w:val="top"/>
+          </w:tcPr>
+          <w:p>
+            <w:pPr>
+              <w:spacing w:before="0" w:after="0" w:line="360" w:lineRule="auto"/>
+              <w:jc w:val="left"/>
+            </w:pPr>
+            <w:r>
+              <w:rPr>
+                <w:rFonts w:ascii="Bookman Old Style" w:hAnsi="Bookman Old Style" w:eastAsia="Bookman Old Style" w:cs="Bookman Old Style"/>
+                <w:sz w:val="24"/>
+                <w:szCs w:val="24"/>
+                <w:color w:val="000000"/>
+              </w:rPr>
+              <w:t xml:space="preserve">:</w:t>
+            </w:r>
+          </w:p>
+        </w:tc>
+        <w:tc>
+          <w:tcPr>
+            <w:tcW w:w="6719" w:type="dxa"/>
+            <w:tcMar>
+              <w:top w:w="0" w:type="dxa"/>
+              <w:left w:w="0" w:type="dxa"/>
+              <w:bottom w:w="0" w:type="dxa"/>
+              <w:right w:w="0" w:type="dxa"/>
+            </w:tcMar>
+            <w:vAlign w:val="top"/>
+          </w:tcPr>
+          <w:p>
+            <w:pPr>
+              <w:spacing w:before="0" w:after="0" w:line="360" w:lineRule="auto"/>
+              <w:jc w:val="left"/>
+            </w:pPr>
+            <w:r>
+              <w:rPr>
+                <w:rFonts w:ascii="Bookman Old Style" w:hAnsi="Bookman Old Style" w:eastAsia="Bookman Old Style" w:cs="Bookman Old Style"/>
+                <w:sz w:val="24"/>
+                <w:szCs w:val="24"/>
+                <w:color w:val="000000"/>
+              </w:rPr>
+              <w:t xml:space="preserve">{noHp}</w:t>
+            </w:r>
+          </w:p>
+        </w:tc>
+      </w:tr>
+    </w:tbl>
     <w:p>
       <w:pPr>
         <w:spacing w:before="120" w:after="0" w:line="360" w:lineRule="auto"/>
